--- a/task3 siuhin.docx
+++ b/task3 siuhin.docx
@@ -14,10 +14,10 @@
           <w:lang w:val="en-US"/>
         </w:rPr>
         <w:drawing>
-          <wp:inline distT="0" distB="0" distL="0" distR="0" wp14:anchorId="473BCE2A" wp14:editId="2141FEF6">
+          <wp:inline distT="0" distB="0" distL="0" distR="0" wp14:anchorId="3012D318" wp14:editId="3A36AC81">
             <wp:extent cx="5940425" cy="3863340"/>
             <wp:effectExtent l="0" t="0" r="3175" b="0"/>
-            <wp:docPr id="1707237081" name="Рисунок 1"/>
+            <wp:docPr id="980783334" name="Рисунок 1"/>
             <wp:cNvGraphicFramePr>
               <a:graphicFrameLocks xmlns:a="http://schemas.openxmlformats.org/drawingml/2006/main" noChangeAspect="1"/>
             </wp:cNvGraphicFramePr>
@@ -25,7 +25,7 @@
               <a:graphicData uri="http://schemas.openxmlformats.org/drawingml/2006/picture">
                 <pic:pic xmlns:pic="http://schemas.openxmlformats.org/drawingml/2006/picture">
                   <pic:nvPicPr>
-                    <pic:cNvPr id="1707237081" name="Рисунок 1707237081"/>
+                    <pic:cNvPr id="980783334" name="Рисунок 980783334"/>
                     <pic:cNvPicPr/>
                   </pic:nvPicPr>
                   <pic:blipFill>
@@ -61,10 +61,10 @@
           <w:lang w:val="en-US"/>
         </w:rPr>
         <w:drawing>
-          <wp:inline distT="0" distB="0" distL="0" distR="0" wp14:anchorId="27311F63" wp14:editId="3A45C276">
+          <wp:inline distT="0" distB="0" distL="0" distR="0" wp14:anchorId="7F44FE77" wp14:editId="3080046E">
             <wp:extent cx="5940425" cy="3863340"/>
             <wp:effectExtent l="0" t="0" r="3175" b="0"/>
-            <wp:docPr id="797974058" name="Рисунок 2"/>
+            <wp:docPr id="63283210" name="Рисунок 2"/>
             <wp:cNvGraphicFramePr>
               <a:graphicFrameLocks xmlns:a="http://schemas.openxmlformats.org/drawingml/2006/main" noChangeAspect="1"/>
             </wp:cNvGraphicFramePr>
@@ -72,7 +72,7 @@
               <a:graphicData uri="http://schemas.openxmlformats.org/drawingml/2006/picture">
                 <pic:pic xmlns:pic="http://schemas.openxmlformats.org/drawingml/2006/picture">
                   <pic:nvPicPr>
-                    <pic:cNvPr id="797974058" name="Рисунок 797974058"/>
+                    <pic:cNvPr id="63283210" name="Рисунок 63283210"/>
                     <pic:cNvPicPr/>
                   </pic:nvPicPr>
                   <pic:blipFill>
@@ -109,10 +109,10 @@
         </w:rPr>
         <w:lastRenderedPageBreak/>
         <w:drawing>
-          <wp:inline distT="0" distB="0" distL="0" distR="0" wp14:anchorId="0637EF69" wp14:editId="1DB16A3F">
+          <wp:inline distT="0" distB="0" distL="0" distR="0" wp14:anchorId="615B3FED" wp14:editId="1A7FB644">
             <wp:extent cx="5940425" cy="3863340"/>
             <wp:effectExtent l="0" t="0" r="3175" b="0"/>
-            <wp:docPr id="1558923195" name="Рисунок 3"/>
+            <wp:docPr id="716431474" name="Рисунок 3"/>
             <wp:cNvGraphicFramePr>
               <a:graphicFrameLocks xmlns:a="http://schemas.openxmlformats.org/drawingml/2006/main" noChangeAspect="1"/>
             </wp:cNvGraphicFramePr>
@@ -120,7 +120,7 @@
               <a:graphicData uri="http://schemas.openxmlformats.org/drawingml/2006/picture">
                 <pic:pic xmlns:pic="http://schemas.openxmlformats.org/drawingml/2006/picture">
                   <pic:nvPicPr>
-                    <pic:cNvPr id="1558923195" name="Рисунок 1558923195"/>
+                    <pic:cNvPr id="716431474" name="Рисунок 716431474"/>
                     <pic:cNvPicPr/>
                   </pic:nvPicPr>
                   <pic:blipFill>
